--- a/downloads/documents/05 Materials/Unit 04/Slides/Slides 04.01 - Housing Needs Across the Lifespan and Types of Housing.docx
+++ b/downloads/documents/05 Materials/Unit 04/Slides/Slides 04.01 - Housing Needs Across the Lifespan and Types of Housing.docx
@@ -17,7 +17,7 @@
         <w:pStyle w:val="FirstParagraph"/>
       </w:pPr>
       <w:r>
-        <w:t xml:space="preserve">Slide outline for Lesson 4.1. Thirteen slides, one day. The six housing type slides double as the review cards before the Home Safety and Conservation Quiz.</w:t>
+        <w:t xml:space="preserve">Slide outline for Lesson 4.1. Thirteen slides, one day. The housing type slides (7 to 10, six types) double as the review cards before the Home Safety and Conservation Quiz.</w:t>
       </w:r>
     </w:p>
     <w:p>

--- a/downloads/documents/05 Materials/Unit 04/Slides/Slides 04.01 - Housing Needs Across the Lifespan and Types of Housing.docx
+++ b/downloads/documents/05 Materials/Unit 04/Slides/Slides 04.01 - Housing Needs Across the Lifespan and Types of Housing.docx
@@ -832,7 +832,7 @@
         <w:pStyle w:val="Compact"/>
       </w:pPr>
       <w:r>
-        <w:t xml:space="preserve">One family has no perfect fit; pick the least bad and say what is missing</w:t>
+        <w:t xml:space="preserve">One family has no perfect fit. Pick the closest fit and say what is missing</w:t>
       </w:r>
     </w:p>
     <w:p>
